--- a/DRRMFinalReport_Funelas_Rivera_Torculas.docx
+++ b/DRRMFinalReport_Funelas_Rivera_Torculas.docx
@@ -8,7 +8,7 @@
         <w:jc w:val="center"/>
       </w:pPr>
       <w:r>
-        <w:t>Integrated DRRM Business Intelligence Dashboard</w:t>
+        <w:t>Integrated DRRM Business Intelligence Dashboard for Biñan City</w:t>
       </w:r>
     </w:p>
     <w:p/>
@@ -17,7 +17,7 @@
         <w:jc w:val="center"/>
       </w:pPr>
       <w:r>
-        <w:t>Course: Business Intelligence / Data Visualization</w:t>
+        <w:t>Course: Business Intelligence and Data Visualization</w:t>
       </w:r>
     </w:p>
     <w:p/>
@@ -48,17 +48,17 @@
         <w:pStyle w:val="Heading1"/>
       </w:pPr>
       <w:r>
-        <w:t>1. Introduction and BI Context</w:t>
+        <w:t>2. Introduction and BI Context</w:t>
       </w:r>
     </w:p>
     <w:p>
       <w:r>
-        <w:t>This project is about the Disaster Risk Reduction and Management (DRRM) in Biñan City, Laguna. Biñan is near Laguna de Bay so it gets flooded easily. The problem we are trying to solve is the lack of centralized monitoring for incidents, evacuation centers, and rescue teams.</w:t>
+        <w:t>Our project is a Business Intelligence dashboard for the City of Biñan, Laguna. Biñan is a city that is very prone to flooding because it is located right next to Laguna de Bay. Because of this, the city needs a better way to monitor flood incidents and rescue resources.</w:t>
       </w:r>
     </w:p>
     <w:p>
       <w:r>
-        <w:t>The people who will use this dashboard are the DRRMO Officers and City Planners. Our dashboard is an Operational and Tactical BI Dashboard. It is operational because it helps the DRRMO monitor the daily incidents and team availability. It is tactical because it helps them decide where to send resources like identifying which evacuation centers still have space. This type of dashboard is appropriate because emergency response needs direct and fast metrics, not just long-term planning.</w:t>
+        <w:t>The target users for this dashboard are the DRRMO Officers and City Planners of Biñan. We classified this as an Operational and Tactical BI Dashboard. It is operational because it helps staff monitor the daily activities and incidents as they happen. It is tactical because it helps the leaders decide where to put their rescue teams and check if the evacuation centers are already full. The time horizon is mostly daily and periodic, focusing on current emergencies and short-term planning.</w:t>
       </w:r>
     </w:p>
     <w:p>
@@ -66,197 +66,12 @@
         <w:pStyle w:val="Heading1"/>
       </w:pPr>
       <w:r>
-        <w:t>2. Data Used in the System</w:t>
+        <w:t>3. Data Used in the System</w:t>
       </w:r>
     </w:p>
     <w:p>
       <w:r>
-        <w:t>We created our datasets to match the actual barangays and population of Biñan City.</w:t>
-      </w:r>
-    </w:p>
-    <w:tbl>
-      <w:tblPr>
-        <w:tblStyle w:val="TableGrid"/>
-        <w:tblW w:type="auto" w:w="0"/>
-        <w:tblLook w:firstColumn="1" w:firstRow="1" w:lastColumn="0" w:lastRow="0" w:noHBand="0" w:noVBand="1" w:val="04A0"/>
-      </w:tblPr>
-      <w:tblGrid>
-        <w:gridCol w:w="2880"/>
-        <w:gridCol w:w="2880"/>
-        <w:gridCol w:w="2880"/>
-      </w:tblGrid>
-      <w:tr>
-        <w:tc>
-          <w:tcPr>
-            <w:tcW w:type="dxa" w:w="2880"/>
-          </w:tcPr>
-          <w:p>
-            <w:r>
-              <w:t>Dataset</w:t>
-            </w:r>
-          </w:p>
-        </w:tc>
-        <w:tc>
-          <w:tcPr>
-            <w:tcW w:type="dxa" w:w="2880"/>
-          </w:tcPr>
-          <w:p>
-            <w:r>
-              <w:t>Key Fields</w:t>
-            </w:r>
-          </w:p>
-        </w:tc>
-        <w:tc>
-          <w:tcPr>
-            <w:tcW w:type="dxa" w:w="2880"/>
-          </w:tcPr>
-          <w:p>
-            <w:r>
-              <w:t>Used For</w:t>
-            </w:r>
-          </w:p>
-        </w:tc>
-      </w:tr>
-      <w:tr>
-        <w:tc>
-          <w:tcPr>
-            <w:tcW w:type="dxa" w:w="2880"/>
-          </w:tcPr>
-          <w:p>
-            <w:r>
-              <w:t>barangays1.csv</w:t>
-            </w:r>
-          </w:p>
-        </w:tc>
-        <w:tc>
-          <w:tcPr>
-            <w:tcW w:type="dxa" w:w="2880"/>
-          </w:tcPr>
-          <w:p>
-            <w:r>
-              <w:t>Barangay, HazardType, HazardLevel, Population</w:t>
-            </w:r>
-          </w:p>
-        </w:tc>
-        <w:tc>
-          <w:tcPr>
-            <w:tcW w:type="dxa" w:w="2880"/>
-          </w:tcPr>
-          <w:p>
-            <w:r>
-              <w:t>Hazard context and Risk Score calculation</w:t>
-            </w:r>
-          </w:p>
-        </w:tc>
-      </w:tr>
-      <w:tr>
-        <w:tc>
-          <w:tcPr>
-            <w:tcW w:type="dxa" w:w="2880"/>
-          </w:tcPr>
-          <w:p>
-            <w:r>
-              <w:t>facilities1.csv</w:t>
-            </w:r>
-          </w:p>
-        </w:tc>
-        <w:tc>
-          <w:tcPr>
-            <w:tcW w:type="dxa" w:w="2880"/>
-          </w:tcPr>
-          <w:p>
-            <w:r>
-              <w:t>Type, Capacity, Barangay</w:t>
-            </w:r>
-          </w:p>
-        </w:tc>
-        <w:tc>
-          <w:tcPr>
-            <w:tcW w:type="dxa" w:w="2880"/>
-          </w:tcPr>
-          <w:p>
-            <w:r>
-              <w:t>Checking evacuation capacity across the city</w:t>
-            </w:r>
-          </w:p>
-        </w:tc>
-      </w:tr>
-      <w:tr>
-        <w:tc>
-          <w:tcPr>
-            <w:tcW w:type="dxa" w:w="2880"/>
-          </w:tcPr>
-          <w:p>
-            <w:r>
-              <w:t>rescue_teams1.csv</w:t>
-            </w:r>
-          </w:p>
-        </w:tc>
-        <w:tc>
-          <w:tcPr>
-            <w:tcW w:type="dxa" w:w="2880"/>
-          </w:tcPr>
-          <w:p>
-            <w:r>
-              <w:t>BaseBarangay, Specialty, Availability</w:t>
-            </w:r>
-          </w:p>
-        </w:tc>
-        <w:tc>
-          <w:tcPr>
-            <w:tcW w:type="dxa" w:w="2880"/>
-          </w:tcPr>
-          <w:p>
-            <w:r>
-              <w:t>Team readiness analysis</w:t>
-            </w:r>
-          </w:p>
-        </w:tc>
-      </w:tr>
-      <w:tr>
-        <w:tc>
-          <w:tcPr>
-            <w:tcW w:type="dxa" w:w="2880"/>
-          </w:tcPr>
-          <w:p>
-            <w:r>
-              <w:t>incidents1.csv</w:t>
-            </w:r>
-          </w:p>
-        </w:tc>
-        <w:tc>
-          <w:tcPr>
-            <w:tcW w:type="dxa" w:w="2880"/>
-          </w:tcPr>
-          <w:p>
-            <w:r>
-              <w:t>DateTime, Type, Severity, NumAffected</w:t>
-            </w:r>
-          </w:p>
-        </w:tc>
-        <w:tc>
-          <w:tcPr>
-            <w:tcW w:type="dxa" w:w="2880"/>
-          </w:tcPr>
-          <w:p>
-            <w:r>
-              <w:t>Trend analysis, mapping, and KPIs</w:t>
-            </w:r>
-          </w:p>
-        </w:tc>
-      </w:tr>
-    </w:tbl>
-    <w:p>
-      <w:pPr>
-        <w:pStyle w:val="Heading1"/>
-      </w:pPr>
-      <w:r>
-        <w:t>3. Data Dictionary, Dimensions, and Measures</w:t>
-      </w:r>
-    </w:p>
-    <w:p>
-      <w:r>
-        <w:t>The dashboard uses different fields grouped into Dimensions and Measures:</w:t>
+        <w:t>We used four core datasets to build the dashboard. These files contain all the information needed for mapping and analysis.</w:t>
       </w:r>
     </w:p>
     <w:tbl>
@@ -278,7 +93,7 @@
           </w:tcPr>
           <w:p>
             <w:r>
-              <w:t>Field</w:t>
+              <w:t>Dataset</w:t>
             </w:r>
           </w:p>
         </w:tc>
@@ -288,7 +103,7 @@
           </w:tcPr>
           <w:p>
             <w:r>
-              <w:t>Data Type</w:t>
+              <w:t>Description</w:t>
             </w:r>
           </w:p>
         </w:tc>
@@ -298,13 +113,260 @@
           </w:tcPr>
           <w:p>
             <w:r>
+              <w:t>Key Fields</w:t>
+            </w:r>
+          </w:p>
+        </w:tc>
+        <w:tc>
+          <w:tcPr>
+            <w:tcW w:type="dxa" w:w="2160"/>
+          </w:tcPr>
+          <w:p>
+            <w:r>
+              <w:t>Used For</w:t>
+            </w:r>
+          </w:p>
+        </w:tc>
+      </w:tr>
+      <w:tr>
+        <w:tc>
+          <w:tcPr>
+            <w:tcW w:type="dxa" w:w="2160"/>
+          </w:tcPr>
+          <w:p>
+            <w:r>
+              <w:t>barangays.csv</w:t>
+            </w:r>
+          </w:p>
+        </w:tc>
+        <w:tc>
+          <w:tcPr>
+            <w:tcW w:type="dxa" w:w="2160"/>
+          </w:tcPr>
+          <w:p>
+            <w:r>
+              <w:t>Barangay data and hazard levels</w:t>
+            </w:r>
+          </w:p>
+        </w:tc>
+        <w:tc>
+          <w:tcPr>
+            <w:tcW w:type="dxa" w:w="2160"/>
+          </w:tcPr>
+          <w:p>
+            <w:r>
+              <w:t>Barangay, Population, HazardLevel</w:t>
+            </w:r>
+          </w:p>
+        </w:tc>
+        <w:tc>
+          <w:tcPr>
+            <w:tcW w:type="dxa" w:w="2160"/>
+          </w:tcPr>
+          <w:p>
+            <w:r>
+              <w:t>Risk scoring and hazard mapping</w:t>
+            </w:r>
+          </w:p>
+        </w:tc>
+      </w:tr>
+      <w:tr>
+        <w:tc>
+          <w:tcPr>
+            <w:tcW w:type="dxa" w:w="2160"/>
+          </w:tcPr>
+          <w:p>
+            <w:r>
+              <w:t>facilities.csv</w:t>
+            </w:r>
+          </w:p>
+        </w:tc>
+        <w:tc>
+          <w:tcPr>
+            <w:tcW w:type="dxa" w:w="2160"/>
+          </w:tcPr>
+          <w:p>
+            <w:r>
+              <w:t>List of city facilities</w:t>
+            </w:r>
+          </w:p>
+        </w:tc>
+        <w:tc>
+          <w:tcPr>
+            <w:tcW w:type="dxa" w:w="2160"/>
+          </w:tcPr>
+          <w:p>
+            <w:r>
+              <w:t>Type, Capacity, Occupants</w:t>
+            </w:r>
+          </w:p>
+        </w:tc>
+        <w:tc>
+          <w:tcPr>
+            <w:tcW w:type="dxa" w:w="2160"/>
+          </w:tcPr>
+          <w:p>
+            <w:r>
+              <w:t>Capacity analysis and shelters</w:t>
+            </w:r>
+          </w:p>
+        </w:tc>
+      </w:tr>
+      <w:tr>
+        <w:tc>
+          <w:tcPr>
+            <w:tcW w:type="dxa" w:w="2160"/>
+          </w:tcPr>
+          <w:p>
+            <w:r>
+              <w:t>rescue_teams.csv</w:t>
+            </w:r>
+          </w:p>
+        </w:tc>
+        <w:tc>
+          <w:tcPr>
+            <w:tcW w:type="dxa" w:w="2160"/>
+          </w:tcPr>
+          <w:p>
+            <w:r>
+              <w:t>Rescue team details</w:t>
+            </w:r>
+          </w:p>
+        </w:tc>
+        <w:tc>
+          <w:tcPr>
+            <w:tcW w:type="dxa" w:w="2160"/>
+          </w:tcPr>
+          <w:p>
+            <w:r>
+              <w:t>Specialty, Status</w:t>
+            </w:r>
+          </w:p>
+        </w:tc>
+        <w:tc>
+          <w:tcPr>
+            <w:tcW w:type="dxa" w:w="2160"/>
+          </w:tcPr>
+          <w:p>
+            <w:r>
+              <w:t>Readiness and deployment check</w:t>
+            </w:r>
+          </w:p>
+        </w:tc>
+      </w:tr>
+      <w:tr>
+        <w:tc>
+          <w:tcPr>
+            <w:tcW w:type="dxa" w:w="2160"/>
+          </w:tcPr>
+          <w:p>
+            <w:r>
+              <w:t>incidents.csv</w:t>
+            </w:r>
+          </w:p>
+        </w:tc>
+        <w:tc>
+          <w:tcPr>
+            <w:tcW w:type="dxa" w:w="2160"/>
+          </w:tcPr>
+          <w:p>
+            <w:r>
+              <w:t>Historical incident logs</w:t>
+            </w:r>
+          </w:p>
+        </w:tc>
+        <w:tc>
+          <w:tcPr>
+            <w:tcW w:type="dxa" w:w="2160"/>
+          </w:tcPr>
+          <w:p>
+            <w:r>
+              <w:t>DateTime, Type, Severity</w:t>
+            </w:r>
+          </w:p>
+        </w:tc>
+        <w:tc>
+          <w:tcPr>
+            <w:tcW w:type="dxa" w:w="2160"/>
+          </w:tcPr>
+          <w:p>
+            <w:r>
+              <w:t>Trend analysis and impact logs</w:t>
+            </w:r>
+          </w:p>
+        </w:tc>
+      </w:tr>
+    </w:tbl>
+    <w:p>
+      <w:pPr>
+        <w:pStyle w:val="Heading1"/>
+      </w:pPr>
+      <w:r>
+        <w:t>4. Data Dictionary, Dimensions, and Measures</w:t>
+      </w:r>
+    </w:p>
+    <w:p>
+      <w:r>
+        <w:t>Here are the important fields we used to slice and measure the data in our system:</w:t>
+      </w:r>
+    </w:p>
+    <w:tbl>
+      <w:tblPr>
+        <w:tblStyle w:val="TableGrid"/>
+        <w:tblW w:type="auto" w:w="0"/>
+        <w:tblLook w:firstColumn="1" w:firstRow="1" w:lastColumn="0" w:lastRow="0" w:noHBand="0" w:noVBand="1" w:val="04A0"/>
+      </w:tblPr>
+      <w:tblGrid>
+        <w:gridCol w:w="1728"/>
+        <w:gridCol w:w="1728"/>
+        <w:gridCol w:w="1728"/>
+        <w:gridCol w:w="1728"/>
+        <w:gridCol w:w="1728"/>
+      </w:tblGrid>
+      <w:tr>
+        <w:tc>
+          <w:tcPr>
+            <w:tcW w:type="dxa" w:w="1728"/>
+          </w:tcPr>
+          <w:p>
+            <w:r>
+              <w:t>Field</w:t>
+            </w:r>
+          </w:p>
+        </w:tc>
+        <w:tc>
+          <w:tcPr>
+            <w:tcW w:type="dxa" w:w="1728"/>
+          </w:tcPr>
+          <w:p>
+            <w:r>
+              <w:t>Data Type</w:t>
+            </w:r>
+          </w:p>
+        </w:tc>
+        <w:tc>
+          <w:tcPr>
+            <w:tcW w:type="dxa" w:w="1728"/>
+          </w:tcPr>
+          <w:p>
+            <w:r>
               <w:t>Classification</w:t>
             </w:r>
           </w:p>
         </w:tc>
         <w:tc>
           <w:tcPr>
-            <w:tcW w:type="dxa" w:w="2160"/>
+            <w:tcW w:type="dxa" w:w="1728"/>
+          </w:tcPr>
+          <w:p>
+            <w:r>
+              <w:t>Meaning</w:t>
+            </w:r>
+          </w:p>
+        </w:tc>
+        <w:tc>
+          <w:tcPr>
+            <w:tcW w:type="dxa" w:w="1728"/>
           </w:tcPr>
           <w:p>
             <w:r>
@@ -316,7 +378,7 @@
       <w:tr>
         <w:tc>
           <w:tcPr>
-            <w:tcW w:type="dxa" w:w="2160"/>
+            <w:tcW w:type="dxa" w:w="1728"/>
           </w:tcPr>
           <w:p>
             <w:r>
@@ -326,7 +388,7 @@
         </w:tc>
         <w:tc>
           <w:tcPr>
-            <w:tcW w:type="dxa" w:w="2160"/>
+            <w:tcW w:type="dxa" w:w="1728"/>
           </w:tcPr>
           <w:p>
             <w:r>
@@ -336,7 +398,7 @@
         </w:tc>
         <w:tc>
           <w:tcPr>
-            <w:tcW w:type="dxa" w:w="2160"/>
+            <w:tcW w:type="dxa" w:w="1728"/>
           </w:tcPr>
           <w:p>
             <w:r>
@@ -346,11 +408,372 @@
         </w:tc>
         <w:tc>
           <w:tcPr>
+            <w:tcW w:type="dxa" w:w="1728"/>
+          </w:tcPr>
+          <w:p>
+            <w:r>
+              <w:t>Month of the event</w:t>
+            </w:r>
+          </w:p>
+        </w:tc>
+        <w:tc>
+          <w:tcPr>
+            <w:tcW w:type="dxa" w:w="1728"/>
+          </w:tcPr>
+          <w:p>
+            <w:r>
+              <w:t>Trend chart filter</w:t>
+            </w:r>
+          </w:p>
+        </w:tc>
+      </w:tr>
+      <w:tr>
+        <w:tc>
+          <w:tcPr>
+            <w:tcW w:type="dxa" w:w="1728"/>
+          </w:tcPr>
+          <w:p>
+            <w:r>
+              <w:t>Barangay</w:t>
+            </w:r>
+          </w:p>
+        </w:tc>
+        <w:tc>
+          <w:tcPr>
+            <w:tcW w:type="dxa" w:w="1728"/>
+          </w:tcPr>
+          <w:p>
+            <w:r>
+              <w:t>Text</w:t>
+            </w:r>
+          </w:p>
+        </w:tc>
+        <w:tc>
+          <w:tcPr>
+            <w:tcW w:type="dxa" w:w="1728"/>
+          </w:tcPr>
+          <w:p>
+            <w:r>
+              <w:t>Dimension</w:t>
+            </w:r>
+          </w:p>
+        </w:tc>
+        <w:tc>
+          <w:tcPr>
+            <w:tcW w:type="dxa" w:w="1728"/>
+          </w:tcPr>
+          <w:p>
+            <w:r>
+              <w:t>Location in Biñan</w:t>
+            </w:r>
+          </w:p>
+        </w:tc>
+        <w:tc>
+          <w:tcPr>
+            <w:tcW w:type="dxa" w:w="1728"/>
+          </w:tcPr>
+          <w:p>
+            <w:r>
+              <w:t>Mapping and ranking</w:t>
+            </w:r>
+          </w:p>
+        </w:tc>
+      </w:tr>
+      <w:tr>
+        <w:tc>
+          <w:tcPr>
+            <w:tcW w:type="dxa" w:w="1728"/>
+          </w:tcPr>
+          <w:p>
+            <w:r>
+              <w:t>Severity</w:t>
+            </w:r>
+          </w:p>
+        </w:tc>
+        <w:tc>
+          <w:tcPr>
+            <w:tcW w:type="dxa" w:w="1728"/>
+          </w:tcPr>
+          <w:p>
+            <w:r>
+              <w:t>Text</w:t>
+            </w:r>
+          </w:p>
+        </w:tc>
+        <w:tc>
+          <w:tcPr>
+            <w:tcW w:type="dxa" w:w="1728"/>
+          </w:tcPr>
+          <w:p>
+            <w:r>
+              <w:t>Dimension</w:t>
+            </w:r>
+          </w:p>
+        </w:tc>
+        <w:tc>
+          <w:tcPr>
+            <w:tcW w:type="dxa" w:w="1728"/>
+          </w:tcPr>
+          <w:p>
+            <w:r>
+              <w:t>Danger level</w:t>
+            </w:r>
+          </w:p>
+        </w:tc>
+        <w:tc>
+          <w:tcPr>
+            <w:tcW w:type="dxa" w:w="1728"/>
+          </w:tcPr>
+          <w:p>
+            <w:r>
+              <w:t>Severity pie chart</w:t>
+            </w:r>
+          </w:p>
+        </w:tc>
+      </w:tr>
+      <w:tr>
+        <w:tc>
+          <w:tcPr>
+            <w:tcW w:type="dxa" w:w="1728"/>
+          </w:tcPr>
+          <w:p>
+            <w:r>
+              <w:t>NumAffected</w:t>
+            </w:r>
+          </w:p>
+        </w:tc>
+        <w:tc>
+          <w:tcPr>
+            <w:tcW w:type="dxa" w:w="1728"/>
+          </w:tcPr>
+          <w:p>
+            <w:r>
+              <w:t>Integer</w:t>
+            </w:r>
+          </w:p>
+        </w:tc>
+        <w:tc>
+          <w:tcPr>
+            <w:tcW w:type="dxa" w:w="1728"/>
+          </w:tcPr>
+          <w:p>
+            <w:r>
+              <w:t>Measure</w:t>
+            </w:r>
+          </w:p>
+        </w:tc>
+        <w:tc>
+          <w:tcPr>
+            <w:tcW w:type="dxa" w:w="1728"/>
+          </w:tcPr>
+          <w:p>
+            <w:r>
+              <w:t>Number of people</w:t>
+            </w:r>
+          </w:p>
+        </w:tc>
+        <w:tc>
+          <w:tcPr>
+            <w:tcW w:type="dxa" w:w="1728"/>
+          </w:tcPr>
+          <w:p>
+            <w:r>
+              <w:t>Affected population KPI</w:t>
+            </w:r>
+          </w:p>
+        </w:tc>
+      </w:tr>
+      <w:tr>
+        <w:tc>
+          <w:tcPr>
+            <w:tcW w:type="dxa" w:w="1728"/>
+          </w:tcPr>
+          <w:p>
+            <w:r>
+              <w:t>Capacity</w:t>
+            </w:r>
+          </w:p>
+        </w:tc>
+        <w:tc>
+          <w:tcPr>
+            <w:tcW w:type="dxa" w:w="1728"/>
+          </w:tcPr>
+          <w:p>
+            <w:r>
+              <w:t>Integer</w:t>
+            </w:r>
+          </w:p>
+        </w:tc>
+        <w:tc>
+          <w:tcPr>
+            <w:tcW w:type="dxa" w:w="1728"/>
+          </w:tcPr>
+          <w:p>
+            <w:r>
+              <w:t>Measure</w:t>
+            </w:r>
+          </w:p>
+        </w:tc>
+        <w:tc>
+          <w:tcPr>
+            <w:tcW w:type="dxa" w:w="1728"/>
+          </w:tcPr>
+          <w:p>
+            <w:r>
+              <w:t>Max shelter space</w:t>
+            </w:r>
+          </w:p>
+        </w:tc>
+        <w:tc>
+          <w:tcPr>
+            <w:tcW w:type="dxa" w:w="1728"/>
+          </w:tcPr>
+          <w:p>
+            <w:r>
+              <w:t>Gap analysis chart</w:t>
+            </w:r>
+          </w:p>
+        </w:tc>
+      </w:tr>
+      <w:tr>
+        <w:tc>
+          <w:tcPr>
+            <w:tcW w:type="dxa" w:w="1728"/>
+          </w:tcPr>
+          <w:p>
+            <w:r>
+              <w:t>RiskScore</w:t>
+            </w:r>
+          </w:p>
+        </w:tc>
+        <w:tc>
+          <w:tcPr>
+            <w:tcW w:type="dxa" w:w="1728"/>
+          </w:tcPr>
+          <w:p>
+            <w:r>
+              <w:t>Float</w:t>
+            </w:r>
+          </w:p>
+        </w:tc>
+        <w:tc>
+          <w:tcPr>
+            <w:tcW w:type="dxa" w:w="1728"/>
+          </w:tcPr>
+          <w:p>
+            <w:r>
+              <w:t>Measure</w:t>
+            </w:r>
+          </w:p>
+        </w:tc>
+        <w:tc>
+          <w:tcPr>
+            <w:tcW w:type="dxa" w:w="1728"/>
+          </w:tcPr>
+          <w:p>
+            <w:r>
+              <w:t>Computed risk level</w:t>
+            </w:r>
+          </w:p>
+        </w:tc>
+        <w:tc>
+          <w:tcPr>
+            <w:tcW w:type="dxa" w:w="1728"/>
+          </w:tcPr>
+          <w:p>
+            <w:r>
+              <w:t>Prioritizing barangays</w:t>
+            </w:r>
+          </w:p>
+        </w:tc>
+      </w:tr>
+    </w:tbl>
+    <w:p>
+      <w:pPr>
+        <w:pStyle w:val="Heading1"/>
+      </w:pPr>
+      <w:r>
+        <w:t>5. Data Processing and ETL</w:t>
+      </w:r>
+    </w:p>
+    <w:p>
+      <w:r>
+        <w:t xml:space="preserve">For our data processing, we followed the BI concept of ETL (Extract, Transform, Load). In the Extraction phase, we used the Pandas library to load all four CSV files into our Jupyter Notebook. </w:t>
+      </w:r>
+    </w:p>
+    <w:p>
+      <w:r>
+        <w:t>During the cleaning and transformation phase, we found a few data issues. First, we noticed that some records in the 'NumAffected' column were blank or missing. We handled this by replacing the missing values with the median number of affected people for that specific type of incident. We also fixed some consistency issues with the DateTime column by converting it from a simple text string into a proper Datetime object. This was a very important step because it allowed us to extract the 'Month' and 'Year' for our trend analysis.</w:t>
+      </w:r>
+    </w:p>
+    <w:p>
+      <w:r>
+        <w:t>We also derived a new metric called the 'Risk Score' to help the DRRMO prioritize their response. We created this by assigning a numerical weight to the Hazard Level (Critical = 4, High = 3, Medium = 2, Low = 1) and then multiplying it by the population of the barangay. This transformed our raw data into a strategic insight that ranks the most vulnerable areas in Biñan.</w:t>
+      </w:r>
+    </w:p>
+    <w:p>
+      <w:pPr>
+        <w:pStyle w:val="Heading1"/>
+      </w:pPr>
+      <w:r>
+        <w:t>6. KPIs and Metrics</w:t>
+      </w:r>
+    </w:p>
+    <w:p>
+      <w:r>
+        <w:t>The dashboard displays 10 key metrics to help the DRRMO monitor the city's performance:</w:t>
+      </w:r>
+    </w:p>
+    <w:tbl>
+      <w:tblPr>
+        <w:tblStyle w:val="TableGrid"/>
+        <w:tblW w:type="auto" w:w="0"/>
+        <w:tblLook w:firstColumn="1" w:firstRow="1" w:lastColumn="0" w:lastRow="0" w:noHBand="0" w:noVBand="1" w:val="04A0"/>
+      </w:tblPr>
+      <w:tblGrid>
+        <w:gridCol w:w="2160"/>
+        <w:gridCol w:w="2160"/>
+        <w:gridCol w:w="2160"/>
+        <w:gridCol w:w="2160"/>
+      </w:tblGrid>
+      <w:tr>
+        <w:tc>
+          <w:tcPr>
             <w:tcW w:type="dxa" w:w="2160"/>
           </w:tcPr>
           <w:p>
             <w:r>
-              <w:t>Time filter, Trend Line Chart</w:t>
+              <w:t>KPI / Metric</w:t>
+            </w:r>
+          </w:p>
+        </w:tc>
+        <w:tc>
+          <w:tcPr>
+            <w:tcW w:type="dxa" w:w="2160"/>
+          </w:tcPr>
+          <w:p>
+            <w:r>
+              <w:t>Source Field</w:t>
+            </w:r>
+          </w:p>
+        </w:tc>
+        <w:tc>
+          <w:tcPr>
+            <w:tcW w:type="dxa" w:w="2160"/>
+          </w:tcPr>
+          <w:p>
+            <w:r>
+              <w:t>Update Frequency</w:t>
+            </w:r>
+          </w:p>
+        </w:tc>
+        <w:tc>
+          <w:tcPr>
+            <w:tcW w:type="dxa" w:w="2160"/>
+          </w:tcPr>
+          <w:p>
+            <w:r>
+              <w:t>Supports What Decision?</w:t>
             </w:r>
           </w:p>
         </w:tc>
@@ -362,7 +785,7 @@
           </w:tcPr>
           <w:p>
             <w:r>
-              <w:t>Barangay</w:t>
+              <w:t>Total Incidents</w:t>
             </w:r>
           </w:p>
         </w:tc>
@@ -372,7 +795,7 @@
           </w:tcPr>
           <w:p>
             <w:r>
-              <w:t>Text</w:t>
+              <w:t>Incidents count</w:t>
             </w:r>
           </w:p>
         </w:tc>
@@ -382,7 +805,7 @@
           </w:tcPr>
           <w:p>
             <w:r>
-              <w:t>Dimension</w:t>
+              <w:t>Real-time</w:t>
             </w:r>
           </w:p>
         </w:tc>
@@ -392,12 +815,274 @@
           </w:tcPr>
           <w:p>
             <w:r>
-              <w:t>Grouping, Risk Ranking, Map</w:t>
+              <w:t>Monitors current workload</w:t>
             </w:r>
           </w:p>
         </w:tc>
       </w:tr>
       <w:tr>
+        <w:tc>
+          <w:tcPr>
+            <w:tcW w:type="dxa" w:w="2160"/>
+          </w:tcPr>
+          <w:p>
+            <w:r>
+              <w:t>Total Affected</w:t>
+            </w:r>
+          </w:p>
+        </w:tc>
+        <w:tc>
+          <w:tcPr>
+            <w:tcW w:type="dxa" w:w="2160"/>
+          </w:tcPr>
+          <w:p>
+            <w:r>
+              <w:t>Sum(NumAffected)</w:t>
+            </w:r>
+          </w:p>
+        </w:tc>
+        <w:tc>
+          <w:tcPr>
+            <w:tcW w:type="dxa" w:w="2160"/>
+          </w:tcPr>
+          <w:p>
+            <w:r>
+              <w:t>Real-time</w:t>
+            </w:r>
+          </w:p>
+        </w:tc>
+        <w:tc>
+          <w:tcPr>
+            <w:tcW w:type="dxa" w:w="2160"/>
+          </w:tcPr>
+          <w:p>
+            <w:r>
+              <w:t>Checks the scale of impact</w:t>
+            </w:r>
+          </w:p>
+        </w:tc>
+      </w:tr>
+      <w:tr>
+        <w:tc>
+          <w:tcPr>
+            <w:tcW w:type="dxa" w:w="2160"/>
+          </w:tcPr>
+          <w:p>
+            <w:r>
+              <w:t>Available Teams</w:t>
+            </w:r>
+          </w:p>
+        </w:tc>
+        <w:tc>
+          <w:tcPr>
+            <w:tcW w:type="dxa" w:w="2160"/>
+          </w:tcPr>
+          <w:p>
+            <w:r>
+              <w:t>Status column</w:t>
+            </w:r>
+          </w:p>
+        </w:tc>
+        <w:tc>
+          <w:tcPr>
+            <w:tcW w:type="dxa" w:w="2160"/>
+          </w:tcPr>
+          <w:p>
+            <w:r>
+              <w:t>Real-time</w:t>
+            </w:r>
+          </w:p>
+        </w:tc>
+        <w:tc>
+          <w:tcPr>
+            <w:tcW w:type="dxa" w:w="2160"/>
+          </w:tcPr>
+          <w:p>
+            <w:r>
+              <w:t>Identifies who can be deployed</w:t>
+            </w:r>
+          </w:p>
+        </w:tc>
+      </w:tr>
+      <w:tr>
+        <w:tc>
+          <w:tcPr>
+            <w:tcW w:type="dxa" w:w="2160"/>
+          </w:tcPr>
+          <w:p>
+            <w:r>
+              <w:t>Total Capacity</w:t>
+            </w:r>
+          </w:p>
+        </w:tc>
+        <w:tc>
+          <w:tcPr>
+            <w:tcW w:type="dxa" w:w="2160"/>
+          </w:tcPr>
+          <w:p>
+            <w:r>
+              <w:t>Sum(Capacity)</w:t>
+            </w:r>
+          </w:p>
+        </w:tc>
+        <w:tc>
+          <w:tcPr>
+            <w:tcW w:type="dxa" w:w="2160"/>
+          </w:tcPr>
+          <w:p>
+            <w:r>
+              <w:t>Periodic</w:t>
+            </w:r>
+          </w:p>
+        </w:tc>
+        <w:tc>
+          <w:tcPr>
+            <w:tcW w:type="dxa" w:w="2160"/>
+          </w:tcPr>
+          <w:p>
+            <w:r>
+              <w:t>Checks total evacuation space</w:t>
+            </w:r>
+          </w:p>
+        </w:tc>
+      </w:tr>
+      <w:tr>
+        <w:tc>
+          <w:tcPr>
+            <w:tcW w:type="dxa" w:w="2160"/>
+          </w:tcPr>
+          <w:p>
+            <w:r>
+              <w:t>Highest Risk Brgy</w:t>
+            </w:r>
+          </w:p>
+        </w:tc>
+        <w:tc>
+          <w:tcPr>
+            <w:tcW w:type="dxa" w:w="2160"/>
+          </w:tcPr>
+          <w:p>
+            <w:r>
+              <w:t>RiskScore</w:t>
+            </w:r>
+          </w:p>
+        </w:tc>
+        <w:tc>
+          <w:tcPr>
+            <w:tcW w:type="dxa" w:w="2160"/>
+          </w:tcPr>
+          <w:p>
+            <w:r>
+              <w:t>Periodic</w:t>
+            </w:r>
+          </w:p>
+        </w:tc>
+        <w:tc>
+          <w:tcPr>
+            <w:tcW w:type="dxa" w:w="2160"/>
+          </w:tcPr>
+          <w:p>
+            <w:r>
+              <w:t>Helps in long-term planning</w:t>
+            </w:r>
+          </w:p>
+        </w:tc>
+      </w:tr>
+      <w:tr>
+        <w:tc>
+          <w:tcPr>
+            <w:tcW w:type="dxa" w:w="2160"/>
+          </w:tcPr>
+          <w:p>
+            <w:r>
+              <w:t>Evacuation Sites</w:t>
+            </w:r>
+          </w:p>
+        </w:tc>
+        <w:tc>
+          <w:tcPr>
+            <w:tcW w:type="dxa" w:w="2160"/>
+          </w:tcPr>
+          <w:p>
+            <w:r>
+              <w:t>Count(Facilities)</w:t>
+            </w:r>
+          </w:p>
+        </w:tc>
+        <w:tc>
+          <w:tcPr>
+            <w:tcW w:type="dxa" w:w="2160"/>
+          </w:tcPr>
+          <w:p>
+            <w:r>
+              <w:t>Periodic</w:t>
+            </w:r>
+          </w:p>
+        </w:tc>
+        <w:tc>
+          <w:tcPr>
+            <w:tcW w:type="dxa" w:w="2160"/>
+          </w:tcPr>
+          <w:p>
+            <w:r>
+              <w:t>Shows how many shelters are open</w:t>
+            </w:r>
+          </w:p>
+        </w:tc>
+      </w:tr>
+      <w:tr>
+        <w:tc>
+          <w:tcPr>
+            <w:tcW w:type="dxa" w:w="2160"/>
+          </w:tcPr>
+          <w:p>
+            <w:r>
+              <w:t>Water Rescue Teams</w:t>
+            </w:r>
+          </w:p>
+        </w:tc>
+        <w:tc>
+          <w:tcPr>
+            <w:tcW w:type="dxa" w:w="2160"/>
+          </w:tcPr>
+          <w:p>
+            <w:r>
+              <w:t>Specialty</w:t>
+            </w:r>
+          </w:p>
+        </w:tc>
+        <w:tc>
+          <w:tcPr>
+            <w:tcW w:type="dxa" w:w="2160"/>
+          </w:tcPr>
+          <w:p>
+            <w:r>
+              <w:t>Real-time</w:t>
+            </w:r>
+          </w:p>
+        </w:tc>
+        <w:tc>
+          <w:tcPr>
+            <w:tcW w:type="dxa" w:w="2160"/>
+          </w:tcPr>
+          <w:p>
+            <w:r>
+              <w:t>Important for flood response</w:t>
+            </w:r>
+          </w:p>
+        </w:tc>
+      </w:tr>
+      <w:tr>
+        <w:tc>
+          <w:tcPr>
+            <w:tcW w:type="dxa" w:w="2160"/>
+          </w:tcPr>
+          <w:p>
+            <w:r>
+              <w:t>Critical Incidents</w:t>
+            </w:r>
+          </w:p>
+        </w:tc>
         <w:tc>
           <w:tcPr>
             <w:tcW w:type="dxa" w:w="2160"/>
@@ -414,7 +1099,7 @@
           </w:tcPr>
           <w:p>
             <w:r>
-              <w:t>Category</w:t>
+              <w:t>Real-time</w:t>
             </w:r>
           </w:p>
         </w:tc>
@@ -424,17 +1109,7 @@
           </w:tcPr>
           <w:p>
             <w:r>
-              <w:t>Dimension</w:t>
-            </w:r>
-          </w:p>
-        </w:tc>
-        <w:tc>
-          <w:tcPr>
-            <w:tcW w:type="dxa" w:w="2160"/>
-          </w:tcPr>
-          <w:p>
-            <w:r>
-              <w:t>Severity filter, Map colors</w:t>
+              <w:t>Highlights urgent emergencies</w:t>
             </w:r>
           </w:p>
         </w:tc>
@@ -446,7 +1121,7 @@
           </w:tcPr>
           <w:p>
             <w:r>
-              <w:t>NumAffected</w:t>
+              <w:t>Occupancy Rate</w:t>
             </w:r>
           </w:p>
         </w:tc>
@@ -456,7 +1131,7 @@
           </w:tcPr>
           <w:p>
             <w:r>
-              <w:t>Integer</w:t>
+              <w:t>Occupants/Capacity</w:t>
             </w:r>
           </w:p>
         </w:tc>
@@ -466,7 +1141,7 @@
           </w:tcPr>
           <w:p>
             <w:r>
-              <w:t>Measure (Additive)</w:t>
+              <w:t>Real-time</w:t>
             </w:r>
           </w:p>
         </w:tc>
@@ -476,7 +1151,7 @@
           </w:tcPr>
           <w:p>
             <w:r>
-              <w:t>Total Affected KPI, Impact analysis</w:t>
+              <w:t>Prevents overcrowding in sites</w:t>
             </w:r>
           </w:p>
         </w:tc>
@@ -488,7 +1163,7 @@
           </w:tcPr>
           <w:p>
             <w:r>
-              <w:t>Capacity</w:t>
+              <w:t>Need Resupply</w:t>
             </w:r>
           </w:p>
         </w:tc>
@@ -498,7 +1173,7 @@
           </w:tcPr>
           <w:p>
             <w:r>
-              <w:t>Integer</w:t>
+              <w:t>ResourcesAvailable</w:t>
             </w:r>
           </w:p>
         </w:tc>
@@ -508,7 +1183,7 @@
           </w:tcPr>
           <w:p>
             <w:r>
-              <w:t>Measure (Additive)</w:t>
+              <w:t>Real-time</w:t>
             </w:r>
           </w:p>
         </w:tc>
@@ -518,49 +1193,7 @@
           </w:tcPr>
           <w:p>
             <w:r>
-              <w:t>Total Capacity KPI, Facility chart</w:t>
-            </w:r>
-          </w:p>
-        </w:tc>
-      </w:tr>
-      <w:tr>
-        <w:tc>
-          <w:tcPr>
-            <w:tcW w:type="dxa" w:w="2160"/>
-          </w:tcPr>
-          <w:p>
-            <w:r>
-              <w:t>RiskScore</w:t>
-            </w:r>
-          </w:p>
-        </w:tc>
-        <w:tc>
-          <w:tcPr>
-            <w:tcW w:type="dxa" w:w="2160"/>
-          </w:tcPr>
-          <w:p>
-            <w:r>
-              <w:t>Float</w:t>
-            </w:r>
-          </w:p>
-        </w:tc>
-        <w:tc>
-          <w:tcPr>
-            <w:tcW w:type="dxa" w:w="2160"/>
-          </w:tcPr>
-          <w:p>
-            <w:r>
-              <w:t>Measure (Non-additive)</w:t>
-            </w:r>
-          </w:p>
-        </w:tc>
-        <w:tc>
-          <w:tcPr>
-            <w:tcW w:type="dxa" w:w="2160"/>
-          </w:tcPr>
-          <w:p>
-            <w:r>
-              <w:t>Finding priority areas</w:t>
+              <w:t>Shows sites low on food/water</w:t>
             </w:r>
           </w:p>
         </w:tc>
@@ -571,12 +1204,47 @@
         <w:pStyle w:val="Heading1"/>
       </w:pPr>
       <w:r>
-        <w:t>4. Data Processing and ETL</w:t>
+        <w:t>7. Dashboard Design and Explanation of Visuals</w:t>
       </w:r>
     </w:p>
     <w:p>
       <w:r>
-        <w:t>We did the data cleaning (ETL) using Pandas in our Jupyter Notebook. First, we changed the 'DateTime' column into proper Datetime objects and got the 'Month' so we can use it as a time dimension. When we checked the data, we found some missing values in 'NumAffected'. We fixed this by replacing the blank values with the median of NumAffected for that specific Incident Type. Lastly, we created a new metric called 'Risk Score'. We did this by giving Hazard Levels a weight number (Critical=4, High=3, Medium=2, Low=1) and multiplying it by the Population divided by 1000.</w:t>
+        <w:t>We designed our charts to answer specific questions for the city responders:</w:t>
+      </w:r>
+    </w:p>
+    <w:p>
+      <w:r>
+        <w:t>1. Incident Trend Over Time: This line chart answers 'Are incidents increasing?'. It uses the Month and Incident count. It helps the city prepare for seasonal floods.</w:t>
+      </w:r>
+    </w:p>
+    <w:p>
+      <w:r>
+        <w:t>2. Incident Composition: A horizontal bar chart that answers 'Which hazard happens most often?'. It shows that floods are the biggest threat.</w:t>
+      </w:r>
+    </w:p>
+    <w:p>
+      <w:r>
+        <w:t>3. Risk Ranking: This bar chart uses the Risk Score to rank barangays. It tells the city where to focus their flood mitigation budget.</w:t>
+      </w:r>
+    </w:p>
+    <w:p>
+      <w:r>
+        <w:t>4. Gap Analysis: This chart compares affected people vs. available capacity. It helps the city decide if they need to open more evacuation sites.</w:t>
+      </w:r>
+    </w:p>
+    <w:p>
+      <w:r>
+        <w:t>5. Severity Pie Chart: This shows the ratio of Critical vs. Low incidents. It gives an immediate idea of the overall threat level.</w:t>
+      </w:r>
+    </w:p>
+    <w:p>
+      <w:r>
+        <w:t>6. Interactive Map: We used Folium to plot every incident and facility. We used custom icons for hospitals and schools so the user can easily find help.</w:t>
+      </w:r>
+    </w:p>
+    <w:p>
+      <w:r>
+        <w:t>A key operational feature is the interactive data entry forms. The staff can log new incidents and add new facilities directly in the notebook. When they submit the form, the records are saved and the dashboard updates automatically.</w:t>
       </w:r>
     </w:p>
     <w:p>
@@ -584,461 +1252,32 @@
         <w:pStyle w:val="Heading1"/>
       </w:pPr>
       <w:r>
-        <w:t>5. KPIs and Metrics</w:t>
+        <w:t>8. Interaction and Analytical Navigation</w:t>
       </w:r>
     </w:p>
     <w:p>
       <w:r>
-        <w:t>We implemented exactly 10 strategic KPIs at the top of our dashboard to monitor city-wide performance:</w:t>
-      </w:r>
-    </w:p>
-    <w:tbl>
-      <w:tblPr>
-        <w:tblStyle w:val="TableGrid"/>
-        <w:tblW w:type="auto" w:w="0"/>
-        <w:tblLook w:firstColumn="1" w:firstRow="1" w:lastColumn="0" w:lastRow="0" w:noHBand="0" w:noVBand="1" w:val="04A0"/>
-      </w:tblPr>
-      <w:tblGrid>
-        <w:gridCol w:w="2880"/>
-        <w:gridCol w:w="2880"/>
-        <w:gridCol w:w="2880"/>
-      </w:tblGrid>
-      <w:tr>
-        <w:tc>
-          <w:tcPr>
-            <w:tcW w:type="dxa" w:w="2880"/>
-          </w:tcPr>
-          <w:p>
-            <w:r>
-              <w:t>KPI / Metric</w:t>
-            </w:r>
-          </w:p>
-        </w:tc>
-        <w:tc>
-          <w:tcPr>
-            <w:tcW w:type="dxa" w:w="2880"/>
-          </w:tcPr>
-          <w:p>
-            <w:r>
-              <w:t>Source Field</w:t>
-            </w:r>
-          </w:p>
-        </w:tc>
-        <w:tc>
-          <w:tcPr>
-            <w:tcW w:type="dxa" w:w="2880"/>
-          </w:tcPr>
-          <w:p>
-            <w:r>
-              <w:t>Supports What Decision?</w:t>
-            </w:r>
-          </w:p>
-        </w:tc>
-      </w:tr>
-      <w:tr>
-        <w:tc>
-          <w:tcPr>
-            <w:tcW w:type="dxa" w:w="2880"/>
-          </w:tcPr>
-          <w:p>
-            <w:r>
-              <w:t>Total Incidents</w:t>
-            </w:r>
-          </w:p>
-        </w:tc>
-        <w:tc>
-          <w:tcPr>
-            <w:tcW w:type="dxa" w:w="2880"/>
-          </w:tcPr>
-          <w:p>
-            <w:r>
-              <w:t>Count of incidents1.csv</w:t>
-            </w:r>
-          </w:p>
-        </w:tc>
-        <w:tc>
-          <w:tcPr>
-            <w:tcW w:type="dxa" w:w="2880"/>
-          </w:tcPr>
-          <w:p>
-            <w:r>
-              <w:t>Monitors the overall operational load</w:t>
-            </w:r>
-          </w:p>
-        </w:tc>
-      </w:tr>
-      <w:tr>
-        <w:tc>
-          <w:tcPr>
-            <w:tcW w:type="dxa" w:w="2880"/>
-          </w:tcPr>
-          <w:p>
-            <w:r>
-              <w:t>Total Affected</w:t>
-            </w:r>
-          </w:p>
-        </w:tc>
-        <w:tc>
-          <w:tcPr>
-            <w:tcW w:type="dxa" w:w="2880"/>
-          </w:tcPr>
-          <w:p>
-            <w:r>
-              <w:t>NumAffected</w:t>
-            </w:r>
-          </w:p>
-        </w:tc>
-        <w:tc>
-          <w:tcPr>
-            <w:tcW w:type="dxa" w:w="2880"/>
-          </w:tcPr>
-          <w:p>
-            <w:r>
-              <w:t>Checks the impact severity of disasters</w:t>
-            </w:r>
-          </w:p>
-        </w:tc>
-      </w:tr>
-      <w:tr>
-        <w:tc>
-          <w:tcPr>
-            <w:tcW w:type="dxa" w:w="2880"/>
-          </w:tcPr>
-          <w:p>
-            <w:r>
-              <w:t>Available Teams</w:t>
-            </w:r>
-          </w:p>
-        </w:tc>
-        <w:tc>
-          <w:tcPr>
-            <w:tcW w:type="dxa" w:w="2880"/>
-          </w:tcPr>
-          <w:p>
-            <w:r>
-              <w:t>OnDuty</w:t>
-            </w:r>
-          </w:p>
-        </w:tc>
-        <w:tc>
-          <w:tcPr>
-            <w:tcW w:type="dxa" w:w="2880"/>
-          </w:tcPr>
-          <w:p>
-            <w:r>
-              <w:t>Checks the readiness for dispatches</w:t>
-            </w:r>
-          </w:p>
-        </w:tc>
-      </w:tr>
-      <w:tr>
-        <w:tc>
-          <w:tcPr>
-            <w:tcW w:type="dxa" w:w="2880"/>
-          </w:tcPr>
-          <w:p>
-            <w:r>
-              <w:t>Total Capacity</w:t>
-            </w:r>
-          </w:p>
-        </w:tc>
-        <w:tc>
-          <w:tcPr>
-            <w:tcW w:type="dxa" w:w="2880"/>
-          </w:tcPr>
-          <w:p>
-            <w:r>
-              <w:t>Capacity</w:t>
-            </w:r>
-          </w:p>
-        </w:tc>
-        <w:tc>
-          <w:tcPr>
-            <w:tcW w:type="dxa" w:w="2880"/>
-          </w:tcPr>
-          <w:p>
-            <w:r>
-              <w:t>Checks if current resources are enough</w:t>
-            </w:r>
-          </w:p>
-        </w:tc>
-      </w:tr>
-      <w:tr>
-        <w:tc>
-          <w:tcPr>
-            <w:tcW w:type="dxa" w:w="2880"/>
-          </w:tcPr>
-          <w:p>
-            <w:r>
-              <w:t>Highest Risk Brgy</w:t>
-            </w:r>
-          </w:p>
-        </w:tc>
-        <w:tc>
-          <w:tcPr>
-            <w:tcW w:type="dxa" w:w="2880"/>
-          </w:tcPr>
-          <w:p>
-            <w:r>
-              <w:t>Derived RiskScore</w:t>
-            </w:r>
-          </w:p>
-        </w:tc>
-        <w:tc>
-          <w:tcPr>
-            <w:tcW w:type="dxa" w:w="2880"/>
-          </w:tcPr>
-          <w:p>
-            <w:r>
-              <w:t>Prioritizes mitigation focus</w:t>
-            </w:r>
-          </w:p>
-        </w:tc>
-      </w:tr>
-      <w:tr>
-        <w:tc>
-          <w:tcPr>
-            <w:tcW w:type="dxa" w:w="2880"/>
-          </w:tcPr>
-          <w:p>
-            <w:r>
-              <w:t>Evac Centers</w:t>
-            </w:r>
-          </w:p>
-        </w:tc>
-        <w:tc>
-          <w:tcPr>
-            <w:tcW w:type="dxa" w:w="2880"/>
-          </w:tcPr>
-          <w:p>
-            <w:r>
-              <w:t>Type == EvacuationSite</w:t>
-            </w:r>
-          </w:p>
-        </w:tc>
-        <w:tc>
-          <w:tcPr>
-            <w:tcW w:type="dxa" w:w="2880"/>
-          </w:tcPr>
-          <w:p>
-            <w:r>
-              <w:t>Monitors shelter availability</w:t>
-            </w:r>
-          </w:p>
-        </w:tc>
-      </w:tr>
-      <w:tr>
-        <w:tc>
-          <w:tcPr>
-            <w:tcW w:type="dxa" w:w="2880"/>
-          </w:tcPr>
-          <w:p>
-            <w:r>
-              <w:t>Water Rescue Teams</w:t>
-            </w:r>
-          </w:p>
-        </w:tc>
-        <w:tc>
-          <w:tcPr>
-            <w:tcW w:type="dxa" w:w="2880"/>
-          </w:tcPr>
-          <w:p>
-            <w:r>
-              <w:t>Specialty == WaterRescue</w:t>
-            </w:r>
-          </w:p>
-        </w:tc>
-        <w:tc>
-          <w:tcPr>
-            <w:tcW w:type="dxa" w:w="2880"/>
-          </w:tcPr>
-          <w:p>
-            <w:r>
-              <w:t>Evaluates flood response capability</w:t>
-            </w:r>
-          </w:p>
-        </w:tc>
-      </w:tr>
-      <w:tr>
-        <w:tc>
-          <w:tcPr>
-            <w:tcW w:type="dxa" w:w="2880"/>
-          </w:tcPr>
-          <w:p>
-            <w:r>
-              <w:t>Critical Events</w:t>
-            </w:r>
-          </w:p>
-        </w:tc>
-        <w:tc>
-          <w:tcPr>
-            <w:tcW w:type="dxa" w:w="2880"/>
-          </w:tcPr>
-          <w:p>
-            <w:r>
-              <w:t>Severity == Critical</w:t>
-            </w:r>
-          </w:p>
-        </w:tc>
-        <w:tc>
-          <w:tcPr>
-            <w:tcW w:type="dxa" w:w="2880"/>
-          </w:tcPr>
-          <w:p>
-            <w:r>
-              <w:t>Flags high-priority emergencies</w:t>
-            </w:r>
-          </w:p>
-        </w:tc>
-      </w:tr>
-      <w:tr>
-        <w:tc>
-          <w:tcPr>
-            <w:tcW w:type="dxa" w:w="2880"/>
-          </w:tcPr>
-          <w:p>
-            <w:r>
-              <w:t>Avg Brgy Population</w:t>
-            </w:r>
-          </w:p>
-        </w:tc>
-        <w:tc>
-          <w:tcPr>
-            <w:tcW w:type="dxa" w:w="2880"/>
-          </w:tcPr>
-          <w:p>
-            <w:r>
-              <w:t>Population</w:t>
-            </w:r>
-          </w:p>
-        </w:tc>
-        <w:tc>
-          <w:tcPr>
-            <w:tcW w:type="dxa" w:w="2880"/>
-          </w:tcPr>
-          <w:p>
-            <w:r>
-              <w:t>Context for resource distribution</w:t>
-            </w:r>
-          </w:p>
-        </w:tc>
-      </w:tr>
-      <w:tr>
-        <w:tc>
-          <w:tcPr>
-            <w:tcW w:type="dxa" w:w="2880"/>
-          </w:tcPr>
-          <w:p>
-            <w:r>
-              <w:t>Total Barangays</w:t>
-            </w:r>
-          </w:p>
-        </w:tc>
-        <w:tc>
-          <w:tcPr>
-            <w:tcW w:type="dxa" w:w="2880"/>
-          </w:tcPr>
-          <w:p>
-            <w:r>
-              <w:t>Count of barangays.csv</w:t>
-            </w:r>
-          </w:p>
-        </w:tc>
-        <w:tc>
-          <w:tcPr>
-            <w:tcW w:type="dxa" w:w="2880"/>
-          </w:tcPr>
-          <w:p>
-            <w:r>
-              <w:t>Scopes the city-wide coverage</w:t>
-            </w:r>
-          </w:p>
-        </w:tc>
-      </w:tr>
-    </w:tbl>
-    <w:p>
-      <w:pPr>
-        <w:pStyle w:val="Heading1"/>
-      </w:pPr>
-      <w:r>
-        <w:t>6. Dashboard Design and Explanation of Visuals</w:t>
+        <w:t>Our dashboard supports multidimensional analysis through interactive filters. The users can perform the following OLAP operations:</w:t>
       </w:r>
     </w:p>
     <w:p>
       <w:r>
-        <w:t>The dashboard includes strategic summary tables and visualizations:</w:t>
+        <w:t>Slice: Filtering the dashboard to show only the 'Flood' incidents.</w:t>
       </w:r>
     </w:p>
     <w:p>
       <w:r>
-        <w:t>1. Resource Summary Tables: Provides raw counts of facilities per barangay and teams per specialty for detailed monitoring.</w:t>
+        <w:t>Dice: Filtering to show 'Critical' Floods during a specific 'Month'.</w:t>
       </w:r>
     </w:p>
     <w:p>
       <w:r>
-        <w:t>2. Incident Trend Over Time (Line Chart): Uses Month and Incident Count. It answers 'Are incidents increasing?' and helps the DRRMO prepare.</w:t>
+        <w:t>Drill-down: Moving from the total KPI counts down to the exact street address on the interactive map or the details table.</w:t>
       </w:r>
     </w:p>
     <w:p>
       <w:r>
-        <w:t>2. Incident Composition by Type (Horizontal Bar): Uses Incident Type. It answers 'What hazards are most frequent?' so they know what training the rescue teams need.</w:t>
-      </w:r>
-    </w:p>
-    <w:p>
-      <w:r>
-        <w:t>3. Top 10 High-Risk Barangays (Bar Chart): Uses Barangay and RiskScore. Answers 'Where should we focus our mitigation efforts?'</w:t>
-      </w:r>
-    </w:p>
-    <w:p>
-      <w:r>
-        <w:t>4. Total Facility Capacity (Bar Chart): Uses Barangay and Capacity. It shows which areas have good evacuation centers and which ones need more.</w:t>
-      </w:r>
-    </w:p>
-    <w:p>
-      <w:r>
-        <w:t>5. Incident Severity Breakdown (Pie Chart): Shows the proportion of Critical vs Low incidents so the threat level is clear at a glance.</w:t>
-      </w:r>
-    </w:p>
-    <w:p>
-      <w:r>
-        <w:t>6. Interactive Folium Map: Shows where the incidents and facilities are on the map using color-coded severity markers (scaled by size) and custom icons for Schools, Command Centers, and Hospitals.</w:t>
-      </w:r>
-    </w:p>
-    <w:p>
-      <w:pPr>
-        <w:pStyle w:val="Heading1"/>
-      </w:pPr>
-      <w:r>
-        <w:t>7. Operational Data Entry and Real-time Logging</w:t>
-      </w:r>
-    </w:p>
-    <w:p>
-      <w:r>
-        <w:t>To make the dashboard useful for daily operations, we added a Data Entry section. DRRMO staff can use the interactive forms to register new Facilities (like a new School or Fire Station) and log new Incidents in real-time. These records are immediately appended to our datasets, and a receipt is generated to confirm the entry.</w:t>
-      </w:r>
-    </w:p>
-    <w:p>
-      <w:pPr>
-        <w:pStyle w:val="Heading1"/>
-      </w:pPr>
-      <w:r>
-        <w:t>8. Interaction and Analytical Navigation (OLAP)</w:t>
-      </w:r>
-    </w:p>
-    <w:p>
-      <w:r>
-        <w:t>Our dashboard uses Slice and Dice OLAP techniques using ipywidgets. The user can filter by Month, Incident Type, and Severity. When these filters are changed, the data table (Details on Demand) and the Folium Map will update right away.</w:t>
-      </w:r>
-    </w:p>
-    <w:p>
-      <w:r>
-        <w:t>Slice: Filtering to see only the 'Flood' incidents.</w:t>
-        <w:br/>
-        <w:t>Dice: Filtering to see 'Flood' incidents that are 'Critical' severity during 'April'.</w:t>
-        <w:br/>
-        <w:t>Drill-down: Users can see the big KPI number like 250 incidents, then use the map or table to drill-down and see the exact street and details of a specific incident.</w:t>
-        <w:br/>
-        <w:t>Roll-up: We rolled up the daily incidents into a 'Month' dimension to see the monthly trends easily.</w:t>
+        <w:t>Roll-up: Aggregating individual incident reports into a monthly trend view to see the big picture.</w:t>
       </w:r>
     </w:p>
     <w:p>
@@ -1051,7 +1290,7 @@
     </w:p>
     <w:p>
       <w:r>
-        <w:t>Based on our dashboard, the Barangays near Laguna de Bay like Malaban, Casile, and De La Paz are always the highest in Risk Score because they have a lot of people and 'Critical' flood hazard levels. Flood is also the most common incident. Recommendation: The DRRMO should place Water Rescue teams directly in Malaban and Casile instead of keeping them in the main office. Also, the evacuation centers in these barangays need to be made bigger because they can get full very fast.</w:t>
+        <w:t>From our analysis, we found that coastal barangays like Malaban and De La Paz are consistently at high risk. The gap analysis also shows that these areas often have overcrowded evacuation centers. Recommendation: The city should invest in bigger evacuation centers in these coastal areas. We also recommend placing specialized water rescue teams permanently in these barangays during the months of July to October.</w:t>
       </w:r>
     </w:p>
     <w:p>
@@ -1064,7 +1303,7 @@
     </w:p>
     <w:p>
       <w:r>
-        <w:t>One limitation is that we are using simulated data for Biñan City, but we designed the coordinates and barangays to be as accurate as possible to act like a real GPS system. For future improvements, we could integrate real-time weather feeds and a live SMS alert system for citizens.</w:t>
+        <w:t>The current system uses simulated data that we made as realistic as possible for Biñan City. In the future, we can improve this by connecting it to a live weather database or an automated SMS alert system. We can also add more dimensions like weather humidity and rainfall data to make the predictions better.</w:t>
       </w:r>
     </w:p>
     <w:sectPr>
